--- a/ПР1__МДК.06.02__Раимов.docx
+++ b/ПР1__МДК.06.02__Раимов.docx
@@ -199,7 +199,31 @@
         <w:rPr>
           <w:lang w:val="ru-RU"/>
         </w:rPr>
-        <w:t>студент группы ИСП-23-2</w:t>
+        <w:t>студент группы ИСП</w:t>
+      </w:r>
+      <w:r>
+        <w:rPr>
+          <w:lang w:val="ru-RU"/>
+        </w:rPr>
+        <w:t>-</w:t>
+      </w:r>
+      <w:r>
+        <w:rPr>
+          <w:lang w:val="ru-RU"/>
+        </w:rPr>
+        <w:t>23</w:t>
+      </w:r>
+      <w:r>
+        <w:rPr>
+          <w:lang w:val="ru-RU"/>
+        </w:rPr>
+        <w:t>-</w:t>
+      </w:r>
+      <w:r>
+        <w:rPr>
+          <w:lang w:val="ru-RU"/>
+        </w:rPr>
+        <w:t>2</w:t>
       </w:r>
     </w:p>
     <w:p>
@@ -449,7 +473,19 @@
         <w:rPr>
           <w:lang w:val="ru-RU"/>
         </w:rPr>
-        <w:t>Объект анализа — учебные данные в папк</w:t>
+        <w:t xml:space="preserve">Объект анализа </w:t>
+      </w:r>
+      <w:r>
+        <w:rPr>
+          <w:lang w:val="ru-RU"/>
+        </w:rPr>
+        <w:t>-</w:t>
+      </w:r>
+      <w:r>
+        <w:rPr>
+          <w:lang w:val="ru-RU"/>
+        </w:rPr>
+        <w:t xml:space="preserve"> учебные данные в папк</w:t>
       </w:r>
       <w:r>
         <w:rPr>
@@ -541,7 +577,19 @@
         <w:rPr>
           <w:lang w:val="ru-RU"/>
         </w:rPr>
-        <w:t>Таблица 1 — Основные группы защищаемых данных</w:t>
+        <w:t xml:space="preserve">Таблица 1 </w:t>
+      </w:r>
+      <w:r>
+        <w:rPr>
+          <w:lang w:val="ru-RU"/>
+        </w:rPr>
+        <w:t>-</w:t>
+      </w:r>
+      <w:r>
+        <w:rPr>
+          <w:lang w:val="ru-RU"/>
+        </w:rPr>
+        <w:t xml:space="preserve"> Основные группы защищаемых данных</w:t>
       </w:r>
     </w:p>
     <w:tbl>
@@ -840,9 +888,22 @@
             <w:pPr>
               <w:pStyle w:val="TableText"/>
             </w:pPr>
+            <w:proofErr w:type="spellStart"/>
             <w:r>
-              <w:t>Базы и SQL-скрипты</w:t>
+              <w:t>Базы</w:t>
             </w:r>
+            <w:proofErr w:type="spellEnd"/>
+            <w:r>
+              <w:t xml:space="preserve"> и SQL</w:t>
+            </w:r>
+            <w:r>
+              <w:t>-</w:t>
+            </w:r>
+            <w:proofErr w:type="spellStart"/>
+            <w:r>
+              <w:t>скрипты</w:t>
+            </w:r>
+            <w:proofErr w:type="spellEnd"/>
           </w:p>
         </w:tc>
         <w:tc>
@@ -861,8 +922,32 @@
               <w:pStyle w:val="TableText"/>
             </w:pPr>
             <w:r>
-              <w:t>Northwind.accdb, Database2.accdb; Create_table.sql, Insert_date.sql и другие SQL-файлы</w:t>
+              <w:t xml:space="preserve">Northwind.accdb, Database2.accdb; Create_table.sql, </w:t>
             </w:r>
+            <w:proofErr w:type="spellStart"/>
+            <w:r>
+              <w:t>Insert_date.sql</w:t>
+            </w:r>
+            <w:proofErr w:type="spellEnd"/>
+            <w:r>
+              <w:t xml:space="preserve"> и </w:t>
+            </w:r>
+            <w:proofErr w:type="spellStart"/>
+            <w:r>
+              <w:t>другие</w:t>
+            </w:r>
+            <w:proofErr w:type="spellEnd"/>
+            <w:r>
+              <w:t xml:space="preserve"> SQL</w:t>
+            </w:r>
+            <w:r>
+              <w:t>-</w:t>
+            </w:r>
+            <w:proofErr w:type="spellStart"/>
+            <w:r>
+              <w:t>файлы</w:t>
+            </w:r>
+            <w:proofErr w:type="spellEnd"/>
           </w:p>
         </w:tc>
         <w:tc>
@@ -1206,7 +1291,13 @@
         <w:rPr>
           <w:lang w:val="ru-RU"/>
         </w:rPr>
-        <w:t xml:space="preserve">-скриптами, локальными базами </w:t>
+        <w:t>-</w:t>
+      </w:r>
+      <w:r>
+        <w:rPr>
+          <w:lang w:val="ru-RU"/>
+        </w:rPr>
+        <w:t xml:space="preserve">скриптами, локальными базами </w:t>
       </w:r>
       <w:r>
         <w:t>Access</w:t>
@@ -1327,7 +1418,43 @@
         <w:rPr>
           <w:lang w:val="ru-RU"/>
         </w:rPr>
-        <w:t>Для активных отчётов и исходного кода задаётся целевое время восстановления до 1 часа, для всей учебной папки — до 4 часов. Допустимая потеря изменений — не более 24 часов, а для особо важного этапа — до момента последней внеплановой копии. Эти показатели являются требованиями плана; их достижимость необходимо подтвердить пробным восстановлением.</w:t>
+        <w:t xml:space="preserve">Для активных отчётов и исходного кода задаётся целевое время восстановления до 1 часа, для всей учебной папки </w:t>
+      </w:r>
+      <w:r>
+        <w:rPr>
+          <w:lang w:val="ru-RU"/>
+        </w:rPr>
+        <w:t>-</w:t>
+      </w:r>
+      <w:r>
+        <w:rPr>
+          <w:lang w:val="ru-RU"/>
+        </w:rPr>
+        <w:t xml:space="preserve"> до 4 часов. Допустимая потеря изменений </w:t>
+      </w:r>
+      <w:r>
+        <w:rPr>
+          <w:lang w:val="ru-RU"/>
+        </w:rPr>
+        <w:t>-</w:t>
+      </w:r>
+      <w:r>
+        <w:rPr>
+          <w:lang w:val="ru-RU"/>
+        </w:rPr>
+        <w:t xml:space="preserve"> не более 24 часов, а для особо важного этапа </w:t>
+      </w:r>
+      <w:r>
+        <w:rPr>
+          <w:lang w:val="ru-RU"/>
+        </w:rPr>
+        <w:t>-</w:t>
+      </w:r>
+      <w:r>
+        <w:rPr>
+          <w:lang w:val="ru-RU"/>
+        </w:rPr>
+        <w:t xml:space="preserve"> до момента последней внеплановой копии. Эти показатели являются требованиями плана; их достижимость необходимо подтвердить пробным восстановлением.</w:t>
       </w:r>
     </w:p>
     <w:p>
@@ -1364,7 +1491,13 @@
         <w:rPr>
           <w:lang w:val="ru-RU"/>
         </w:rPr>
-        <w:t xml:space="preserve">-накопителя ёмкостью не менее 64 </w:t>
+        <w:t>-</w:t>
+      </w:r>
+      <w:r>
+        <w:rPr>
+          <w:lang w:val="ru-RU"/>
+        </w:rPr>
+        <w:t xml:space="preserve">накопителя ёмкостью не менее 64 </w:t>
       </w:r>
       <w:proofErr w:type="spellStart"/>
       <w:r>
@@ -1429,21 +1562,19 @@
         <w:rPr>
           <w:lang w:val="ru-RU"/>
         </w:rPr>
-        <w:t xml:space="preserve">Ответственным является владелец рабочего компьютера — </w:t>
-      </w:r>
-      <w:proofErr w:type="spellStart"/>
-      <w:r>
-        <w:rPr>
-          <w:lang w:val="ru-RU"/>
-        </w:rPr>
-        <w:t>Раимов</w:t>
-      </w:r>
-      <w:proofErr w:type="spellEnd"/>
-      <w:r>
-        <w:rPr>
-          <w:lang w:val="ru-RU"/>
-        </w:rPr>
-        <w:t xml:space="preserve"> Д.А. Он определяет состав защищаемых данных, подключает накопитель, проверяет задания и журналы, хранит ключи доступа, выполняет пробное и аварийное восстановление. Автоматизация не отменяет ежедневную проверку результата.</w:t>
+        <w:t>Ответственным является владелец рабочего компьютера.</w:t>
+      </w:r>
+      <w:r>
+        <w:rPr>
+          <w:lang w:val="ru-RU"/>
+        </w:rPr>
+        <w:t xml:space="preserve"> </w:t>
+      </w:r>
+      <w:r>
+        <w:rPr>
+          <w:lang w:val="ru-RU"/>
+        </w:rPr>
+        <w:t>Он определяет состав защищаемых данных, подключает накопитель, проверяет задания и журналы, хранит ключи доступа, выполняет пробное и аварийное восстановление. Автоматизация не отменяет ежедневную проверку результата.</w:t>
       </w:r>
     </w:p>
     <w:p>
@@ -1471,7 +1602,31 @@
         <w:rPr>
           <w:lang w:val="ru-RU"/>
         </w:rPr>
-        <w:t>Копирование выполняется после окончания учебной работы: ежедневно в 20:00 — локальное задание, после его успешного завершения — независимое задание в удалённое хранилище, ориентировочно в 20:30. В воскресенье в 20:00 создаётся полная копия. Если компьютер выключен или накопитель недоступен, пропущенное задание выполняется при следующей возможности; до успешного повторения фиксируется нарушение расписания.</w:t>
+        <w:t xml:space="preserve">Копирование выполняется после окончания учебной работы: ежедневно в 20:00 </w:t>
+      </w:r>
+      <w:r>
+        <w:rPr>
+          <w:lang w:val="ru-RU"/>
+        </w:rPr>
+        <w:t>-</w:t>
+      </w:r>
+      <w:r>
+        <w:rPr>
+          <w:lang w:val="ru-RU"/>
+        </w:rPr>
+        <w:t xml:space="preserve"> локальное задание, после его успешного завершения </w:t>
+      </w:r>
+      <w:r>
+        <w:rPr>
+          <w:lang w:val="ru-RU"/>
+        </w:rPr>
+        <w:t>-</w:t>
+      </w:r>
+      <w:r>
+        <w:rPr>
+          <w:lang w:val="ru-RU"/>
+        </w:rPr>
+        <w:t xml:space="preserve"> независимое задание в удалённое хранилище, ориентировочно в 20:30. В воскресенье в 20:00 создаётся полная копия. Если компьютер выключен или накопитель недоступен, пропущенное задание выполняется при следующей возможности; до успешного повторения фиксируется нарушение расписания.</w:t>
       </w:r>
     </w:p>
     <w:p>
@@ -1539,7 +1694,19 @@
         <w:rPr>
           <w:lang w:val="ru-RU"/>
         </w:rPr>
-        <w:t xml:space="preserve">Ответственный за выполнение и восстановление — </w:t>
+        <w:t xml:space="preserve">Ответственный за выполнение и восстановление </w:t>
+      </w:r>
+      <w:r>
+        <w:rPr>
+          <w:lang w:val="ru-RU"/>
+        </w:rPr>
+        <w:t>-</w:t>
+      </w:r>
+      <w:r>
+        <w:rPr>
+          <w:lang w:val="ru-RU"/>
+        </w:rPr>
+        <w:t xml:space="preserve"> </w:t>
       </w:r>
       <w:proofErr w:type="spellStart"/>
       <w:r>
@@ -1553,7 +1720,19 @@
         <w:rPr>
           <w:lang w:val="ru-RU"/>
         </w:rPr>
-        <w:t xml:space="preserve"> Д.А. Допустимая потеря изменений — до 24 часов. План применяется после подготовки хранилищ и успешного пробного восстановления.</w:t>
+        <w:t xml:space="preserve"> Д.А. Допустимая потеря изменений </w:t>
+      </w:r>
+      <w:r>
+        <w:rPr>
+          <w:lang w:val="ru-RU"/>
+        </w:rPr>
+        <w:t>-</w:t>
+      </w:r>
+      <w:r>
+        <w:rPr>
+          <w:lang w:val="ru-RU"/>
+        </w:rPr>
+        <w:t xml:space="preserve"> до 24 часов. План применяется после подготовки хранилищ и успешного пробного восстановления.</w:t>
       </w:r>
     </w:p>
     <w:p>
@@ -1657,7 +1836,13 @@
         <w:rPr>
           <w:lang w:val="ru-RU"/>
         </w:rPr>
-        <w:t>-скрипты, изображения и архивы. Оригиналы остаются в рабочих папках.</w:t>
+        <w:t>-</w:t>
+      </w:r>
+      <w:r>
+        <w:rPr>
+          <w:lang w:val="ru-RU"/>
+        </w:rPr>
+        <w:t>скрипты, изображения и архивы. Оригиналы остаются в рабочих папках.</w:t>
       </w:r>
     </w:p>
     <w:p>
@@ -1670,7 +1855,19 @@
         <w:rPr>
           <w:lang w:val="ru-RU"/>
         </w:rPr>
-        <w:t xml:space="preserve">Основное резервное хранилище — каталог </w:t>
+        <w:t xml:space="preserve">Основное резервное хранилище </w:t>
+      </w:r>
+      <w:r>
+        <w:rPr>
+          <w:lang w:val="ru-RU"/>
+        </w:rPr>
+        <w:t>-</w:t>
+      </w:r>
+      <w:r>
+        <w:rPr>
+          <w:lang w:val="ru-RU"/>
+        </w:rPr>
+        <w:t xml:space="preserve"> каталог </w:t>
       </w:r>
       <w:r>
         <w:t>Backup</w:t>
@@ -1697,7 +1894,25 @@
         <w:rPr>
           <w:lang w:val="ru-RU"/>
         </w:rPr>
-        <w:t xml:space="preserve">-накопителе. Второе — отдельный зашифрованный репозиторий </w:t>
+        <w:t>-</w:t>
+      </w:r>
+      <w:r>
+        <w:rPr>
+          <w:lang w:val="ru-RU"/>
+        </w:rPr>
+        <w:t xml:space="preserve">накопителе. Второе </w:t>
+      </w:r>
+      <w:r>
+        <w:rPr>
+          <w:lang w:val="ru-RU"/>
+        </w:rPr>
+        <w:t>-</w:t>
+      </w:r>
+      <w:r>
+        <w:rPr>
+          <w:lang w:val="ru-RU"/>
+        </w:rPr>
+        <w:t xml:space="preserve"> отдельный зашифрованный репозиторий </w:t>
       </w:r>
       <w:r>
         <w:t>Study</w:t>
@@ -1744,7 +1959,19 @@
         <w:rPr>
           <w:lang w:val="ru-RU"/>
         </w:rPr>
-        <w:t>Таблица 2 — Расписание резервного копирования</w:t>
+        <w:t xml:space="preserve">Таблица 2 </w:t>
+      </w:r>
+      <w:r>
+        <w:rPr>
+          <w:lang w:val="ru-RU"/>
+        </w:rPr>
+        <w:t>-</w:t>
+      </w:r>
+      <w:r>
+        <w:rPr>
+          <w:lang w:val="ru-RU"/>
+        </w:rPr>
+        <w:t xml:space="preserve"> Расписание резервного копирования</w:t>
       </w:r>
     </w:p>
     <w:tbl>
@@ -2556,7 +2783,13 @@
         <w:rPr>
           <w:lang w:val="ru-RU"/>
         </w:rPr>
-        <w:t>-накопитель и удалённое хранилище. Настроить два независимых задания по таблице 2, сроки хранения, шифрование, журнал и уведомления. Создать первичные полные копии, проверить их и выполнить пробное восстановление. Автоматические задания и фактическое создание архивов в рамках подготовки этого отчёта не запускались; раздел описывает план их внедрения.</w:t>
+        <w:t>-</w:t>
+      </w:r>
+      <w:r>
+        <w:rPr>
+          <w:lang w:val="ru-RU"/>
+        </w:rPr>
+        <w:t>накопитель и удалённое хранилище. Настроить два независимых задания по таблице 2, сроки хранения, шифрование, журнал и уведомления. Создать первичные полные копии, проверить их и выполнить пробное восстановление. Автоматические задания и фактическое создание архивов в рамках подготовки этого отчёта не запускались; раздел описывает план их внедрения.</w:t>
       </w:r>
     </w:p>
     <w:p>
@@ -2695,7 +2928,31 @@
         <w:rPr>
           <w:lang w:val="ru-RU"/>
         </w:rPr>
-        <w:t>Критерии готовности плана: оба хранилища содержат исправную полную копию, выполнено успешное пробное восстановление, доступны ключи и инструкция. Целевые сроки: отдельные активные файлы — до 1 часа; вся учебная папка — до 4 часов. При несоблюдении сроков корректируются настройки и процедура, затем проверка повторяется</w:t>
+        <w:t xml:space="preserve">Критерии готовности плана: оба хранилища содержат исправную полную копию, выполнено успешное пробное восстановление, доступны ключи и инструкция. Целевые сроки: отдельные активные файлы </w:t>
+      </w:r>
+      <w:r>
+        <w:rPr>
+          <w:lang w:val="ru-RU"/>
+        </w:rPr>
+        <w:t>-</w:t>
+      </w:r>
+      <w:r>
+        <w:rPr>
+          <w:lang w:val="ru-RU"/>
+        </w:rPr>
+        <w:t xml:space="preserve"> до 1 часа; вся учебная папка </w:t>
+      </w:r>
+      <w:r>
+        <w:rPr>
+          <w:lang w:val="ru-RU"/>
+        </w:rPr>
+        <w:t>-</w:t>
+      </w:r>
+      <w:r>
+        <w:rPr>
+          <w:lang w:val="ru-RU"/>
+        </w:rPr>
+        <w:t xml:space="preserve"> до 4 часов. При несоблюдении сроков корректируются настройки и процедура, затем проверка повторяется</w:t>
       </w:r>
     </w:p>
     <w:p>
@@ -4036,6 +4293,7 @@
       <w:numPr>
         <w:ilvl w:val="1"/>
       </w:numPr>
+      <w:ind w:firstLine="709"/>
       <w:jc w:val="center"/>
     </w:pPr>
     <w:rPr>

--- a/ПР1__МДК.06.02__Раимов.docx
+++ b/ПР1__МДК.06.02__Раимов.docx
@@ -233,19 +233,11 @@
           <w:lang w:val="ru-RU"/>
         </w:rPr>
       </w:pPr>
-      <w:proofErr w:type="spellStart"/>
-      <w:r>
-        <w:rPr>
-          <w:lang w:val="ru-RU"/>
-        </w:rPr>
-        <w:t>Раимов</w:t>
-      </w:r>
-      <w:proofErr w:type="spellEnd"/>
-      <w:r>
-        <w:rPr>
-          <w:lang w:val="ru-RU"/>
-        </w:rPr>
-        <w:t xml:space="preserve"> Д.А.</w:t>
+      <w:r>
+        <w:rPr>
+          <w:lang w:val="ru-RU"/>
+        </w:rPr>
+        <w:t>Раимов Д.А.</w:t>
       </w:r>
     </w:p>
     <w:p>
@@ -282,16 +274,8 @@
         <w:rPr>
           <w:lang w:val="ru-RU"/>
         </w:rPr>
-        <w:t xml:space="preserve">преподаватель Проскурина </w:t>
-      </w:r>
-      <w:proofErr w:type="gramStart"/>
-      <w:r>
-        <w:rPr>
-          <w:lang w:val="ru-RU"/>
-        </w:rPr>
-        <w:t>А.П</w:t>
-      </w:r>
-      <w:proofErr w:type="gramEnd"/>
+        <w:t>преподаватель Проскурина А.П</w:t>
+      </w:r>
     </w:p>
     <w:p>
       <w:pPr>
@@ -508,11 +492,9 @@
         </w:rPr>
         <w:t>:\</w:t>
       </w:r>
-      <w:proofErr w:type="spellStart"/>
       <w:r>
         <w:t>WorkSpace</w:t>
       </w:r>
-      <w:proofErr w:type="spellEnd"/>
       <w:r>
         <w:rPr>
           <w:lang w:val="ru-RU"/>
@@ -535,35 +517,7 @@
         <w:rPr>
           <w:lang w:val="ru-RU"/>
         </w:rPr>
-        <w:t xml:space="preserve"> обнаружено 1 607 файлов общим объёмом 0,726 </w:t>
-      </w:r>
-      <w:proofErr w:type="spellStart"/>
-      <w:r>
-        <w:rPr>
-          <w:lang w:val="ru-RU"/>
-        </w:rPr>
-        <w:t>ГиБ</w:t>
-      </w:r>
-      <w:proofErr w:type="spellEnd"/>
-      <w:r>
-        <w:rPr>
-          <w:lang w:val="ru-RU"/>
-        </w:rPr>
-        <w:t xml:space="preserve"> (около 743 </w:t>
-      </w:r>
-      <w:proofErr w:type="spellStart"/>
-      <w:r>
-        <w:rPr>
-          <w:lang w:val="ru-RU"/>
-        </w:rPr>
-        <w:t>МиБ</w:t>
-      </w:r>
-      <w:proofErr w:type="spellEnd"/>
-      <w:r>
-        <w:rPr>
-          <w:lang w:val="ru-RU"/>
-        </w:rPr>
-        <w:t xml:space="preserve">), включая скрытые файлы и результаты сборки. </w:t>
+        <w:t xml:space="preserve"> обнаружено 1 607 файлов общим объёмом 0,726 ГиБ (около 743 МиБ), включая скрытые файлы и результаты сборки. </w:t>
       </w:r>
     </w:p>
     <w:p>
@@ -626,28 +580,12 @@
             <w:pPr>
               <w:pStyle w:val="TableText"/>
             </w:pPr>
-            <w:proofErr w:type="spellStart"/>
             <w:r>
               <w:rPr>
                 <w:b/>
               </w:rPr>
-              <w:t>Группа</w:t>
+              <w:t>Группа данных</w:t>
             </w:r>
-            <w:proofErr w:type="spellEnd"/>
-            <w:r>
-              <w:rPr>
-                <w:b/>
-              </w:rPr>
-              <w:t xml:space="preserve"> </w:t>
-            </w:r>
-            <w:proofErr w:type="spellStart"/>
-            <w:r>
-              <w:rPr>
-                <w:b/>
-              </w:rPr>
-              <w:t>данных</w:t>
-            </w:r>
-            <w:proofErr w:type="spellEnd"/>
           </w:p>
         </w:tc>
         <w:tc>
@@ -763,21 +701,7 @@
               <w:rPr>
                 <w:lang w:val="ru-RU"/>
               </w:rPr>
-              <w:t xml:space="preserve">; выполненные практические работы по МДК, ИТ, </w:t>
-            </w:r>
-            <w:proofErr w:type="spellStart"/>
-            <w:r>
-              <w:rPr>
-                <w:lang w:val="ru-RU"/>
-              </w:rPr>
-              <w:t>ОСиС</w:t>
-            </w:r>
-            <w:proofErr w:type="spellEnd"/>
-            <w:r>
-              <w:rPr>
-                <w:lang w:val="ru-RU"/>
-              </w:rPr>
-              <w:t xml:space="preserve"> и другим дисциплинам</w:t>
+              <w:t>; выполненные практические работы по МДК, ИТ, ОСиС и другим дисциплинам</w:t>
             </w:r>
           </w:p>
         </w:tc>
@@ -796,11 +720,9 @@
             <w:pPr>
               <w:pStyle w:val="TableText"/>
             </w:pPr>
-            <w:proofErr w:type="spellStart"/>
             <w:r>
               <w:t>Высокий</w:t>
             </w:r>
-            <w:proofErr w:type="spellEnd"/>
           </w:p>
         </w:tc>
       </w:tr>
@@ -888,22 +810,15 @@
             <w:pPr>
               <w:pStyle w:val="TableText"/>
             </w:pPr>
-            <w:proofErr w:type="spellStart"/>
             <w:r>
-              <w:t>Базы</w:t>
-            </w:r>
-            <w:proofErr w:type="spellEnd"/>
-            <w:r>
-              <w:t xml:space="preserve"> и SQL</w:t>
+              <w:t>Базы и SQL</w:t>
             </w:r>
             <w:r>
               <w:t>-</w:t>
             </w:r>
-            <w:proofErr w:type="spellStart"/>
             <w:r>
               <w:t>скрипты</w:t>
             </w:r>
-            <w:proofErr w:type="spellEnd"/>
           </w:p>
         </w:tc>
         <w:tc>
@@ -922,32 +837,14 @@
               <w:pStyle w:val="TableText"/>
             </w:pPr>
             <w:r>
-              <w:t xml:space="preserve">Northwind.accdb, Database2.accdb; Create_table.sql, </w:t>
-            </w:r>
-            <w:proofErr w:type="spellStart"/>
-            <w:r>
-              <w:t>Insert_date.sql</w:t>
-            </w:r>
-            <w:proofErr w:type="spellEnd"/>
-            <w:r>
-              <w:t xml:space="preserve"> и </w:t>
-            </w:r>
-            <w:proofErr w:type="spellStart"/>
-            <w:r>
-              <w:t>другие</w:t>
-            </w:r>
-            <w:proofErr w:type="spellEnd"/>
-            <w:r>
-              <w:t xml:space="preserve"> SQL</w:t>
+              <w:t>Northwind.accdb, Database2.accdb; Create_table.sql, Insert_date.sql и другие SQL</w:t>
             </w:r>
             <w:r>
               <w:t>-</w:t>
             </w:r>
-            <w:proofErr w:type="spellStart"/>
             <w:r>
               <w:t>файлы</w:t>
             </w:r>
-            <w:proofErr w:type="spellEnd"/>
           </w:p>
         </w:tc>
         <w:tc>
@@ -1045,11 +942,9 @@
             <w:pPr>
               <w:pStyle w:val="TableText"/>
             </w:pPr>
-            <w:proofErr w:type="spellStart"/>
             <w:r>
               <w:t>Средний</w:t>
             </w:r>
-            <w:proofErr w:type="spellEnd"/>
           </w:p>
         </w:tc>
       </w:tr>
@@ -1104,7 +999,6 @@
             <w:r>
               <w:t>Polit</w:t>
             </w:r>
-            <w:proofErr w:type="gramStart"/>
             <w:r>
               <w:rPr>
                 <w:lang w:val="ru-RU"/>
@@ -1114,7 +1008,6 @@
             <w:r>
               <w:t>git</w:t>
             </w:r>
-            <w:proofErr w:type="gramEnd"/>
             <w:r>
               <w:rPr>
                 <w:lang w:val="ru-RU"/>
@@ -1138,11 +1031,9 @@
             <w:pPr>
               <w:pStyle w:val="TableText"/>
             </w:pPr>
-            <w:proofErr w:type="spellStart"/>
             <w:r>
               <w:t>Высокий</w:t>
             </w:r>
-            <w:proofErr w:type="spellEnd"/>
           </w:p>
         </w:tc>
       </w:tr>
@@ -1181,35 +1072,7 @@
         <w:rPr>
           <w:lang w:val="ru-RU"/>
         </w:rPr>
-        <w:t xml:space="preserve">), объёмом около 464,7 </w:t>
-      </w:r>
-      <w:proofErr w:type="spellStart"/>
-      <w:r>
-        <w:rPr>
-          <w:lang w:val="ru-RU"/>
-        </w:rPr>
-        <w:t>ГиБ</w:t>
-      </w:r>
-      <w:proofErr w:type="spellEnd"/>
-      <w:r>
-        <w:rPr>
-          <w:lang w:val="ru-RU"/>
-        </w:rPr>
-        <w:t xml:space="preserve">; свободно около 309 </w:t>
-      </w:r>
-      <w:proofErr w:type="spellStart"/>
-      <w:r>
-        <w:rPr>
-          <w:lang w:val="ru-RU"/>
-        </w:rPr>
-        <w:t>ГиБ</w:t>
-      </w:r>
-      <w:proofErr w:type="spellEnd"/>
-      <w:r>
-        <w:rPr>
-          <w:lang w:val="ru-RU"/>
-        </w:rPr>
-        <w:t>. Подключённые съёмные накопители не выявлены. Наличие отдельного носителя и настроенного облачного хранилища не подтверждено; они предусмотрены планом как необходимые ресурсы.</w:t>
+        <w:t>), объёмом около 464,7 ГБ; свободно около 309 ГиБ. Подключённые съёмные накопители не выявлены. Наличие отдельного носителя и настроенного облачного хранилища не подтверждено; они предусмотрены планом как необходимые ресурсы.</w:t>
       </w:r>
     </w:p>
     <w:p>
@@ -1497,35 +1360,7 @@
         <w:rPr>
           <w:lang w:val="ru-RU"/>
         </w:rPr>
-        <w:t xml:space="preserve">накопителя ёмкостью не менее 64 </w:t>
-      </w:r>
-      <w:proofErr w:type="spellStart"/>
-      <w:r>
-        <w:rPr>
-          <w:lang w:val="ru-RU"/>
-        </w:rPr>
-        <w:t>ГиБ</w:t>
-      </w:r>
-      <w:proofErr w:type="spellEnd"/>
-      <w:r>
-        <w:rPr>
-          <w:lang w:val="ru-RU"/>
-        </w:rPr>
-        <w:t xml:space="preserve"> и независимого удалённого хранилища с доступным объёмом не менее 64 </w:t>
-      </w:r>
-      <w:proofErr w:type="spellStart"/>
-      <w:r>
-        <w:rPr>
-          <w:lang w:val="ru-RU"/>
-        </w:rPr>
-        <w:t>ГиБ</w:t>
-      </w:r>
-      <w:proofErr w:type="spellEnd"/>
-      <w:r>
-        <w:rPr>
-          <w:lang w:val="ru-RU"/>
-        </w:rPr>
-        <w:t xml:space="preserve">. Основной том </w:t>
+        <w:t xml:space="preserve">накопителя ёмкостью не менее 64 ГиБ и независимого удалённого хранилища с доступным объёмом не менее 64 ГиБ. Основной том </w:t>
       </w:r>
       <w:r>
         <w:t>C</w:t>
@@ -1706,21 +1541,7 @@
         <w:rPr>
           <w:lang w:val="ru-RU"/>
         </w:rPr>
-        <w:t xml:space="preserve"> </w:t>
-      </w:r>
-      <w:proofErr w:type="spellStart"/>
-      <w:r>
-        <w:rPr>
-          <w:lang w:val="ru-RU"/>
-        </w:rPr>
-        <w:t>Раимов</w:t>
-      </w:r>
-      <w:proofErr w:type="spellEnd"/>
-      <w:r>
-        <w:rPr>
-          <w:lang w:val="ru-RU"/>
-        </w:rPr>
-        <w:t xml:space="preserve"> Д.А. Допустимая потеря изменений </w:t>
+        <w:t xml:space="preserve"> Раимов Д.А. Допустимая потеря изменений </w:t>
       </w:r>
       <w:r>
         <w:rPr>
@@ -1771,11 +1592,9 @@
         </w:rPr>
         <w:t>:\</w:t>
       </w:r>
-      <w:proofErr w:type="spellStart"/>
       <w:r>
         <w:t>WorkSpace</w:t>
       </w:r>
-      <w:proofErr w:type="spellEnd"/>
       <w:r>
         <w:rPr>
           <w:lang w:val="ru-RU"/>
@@ -1789,19 +1608,11 @@
         <w:rPr>
           <w:lang w:val="ru-RU"/>
         </w:rPr>
-        <w:t xml:space="preserve"> целиком, </w:t>
-      </w:r>
-      <w:proofErr w:type="gramStart"/>
-      <w:r>
-        <w:rPr>
-          <w:lang w:val="ru-RU"/>
-        </w:rPr>
-        <w:t>включая .</w:t>
+        <w:t xml:space="preserve"> целиком, включая .</w:t>
       </w:r>
       <w:r>
         <w:t>git</w:t>
       </w:r>
-      <w:proofErr w:type="gramEnd"/>
       <w:r>
         <w:rPr>
           <w:lang w:val="ru-RU"/>
@@ -2009,14 +1820,12 @@
             <w:pPr>
               <w:pStyle w:val="TableText"/>
             </w:pPr>
-            <w:proofErr w:type="spellStart"/>
             <w:r>
               <w:rPr>
                 <w:b/>
               </w:rPr>
               <w:t>Задание</w:t>
             </w:r>
-            <w:proofErr w:type="spellEnd"/>
           </w:p>
         </w:tc>
         <w:tc>
@@ -2414,13 +2223,8 @@
               <w:pStyle w:val="TableText"/>
             </w:pPr>
             <w:r>
-              <w:t xml:space="preserve">USB и </w:t>
+              <w:t>USB и удалённое</w:t>
             </w:r>
-            <w:proofErr w:type="spellStart"/>
-            <w:r>
-              <w:t>удалённое</w:t>
-            </w:r>
-            <w:proofErr w:type="spellEnd"/>
           </w:p>
         </w:tc>
         <w:tc>
@@ -2510,21 +2314,8 @@
               <w:pStyle w:val="TableText"/>
             </w:pPr>
             <w:r>
-              <w:t xml:space="preserve">USB; </w:t>
+              <w:t>USB; затем удалённое</w:t>
             </w:r>
-            <w:proofErr w:type="spellStart"/>
-            <w:r>
-              <w:t>затем</w:t>
-            </w:r>
-            <w:proofErr w:type="spellEnd"/>
-            <w:r>
-              <w:t xml:space="preserve"> </w:t>
-            </w:r>
-            <w:proofErr w:type="spellStart"/>
-            <w:r>
-              <w:t>удалённое</w:t>
-            </w:r>
-            <w:proofErr w:type="spellEnd"/>
           </w:p>
         </w:tc>
         <w:tc>
@@ -2628,112 +2419,14 @@
         <w:rPr>
           <w:lang w:val="ru-RU"/>
         </w:rPr>
-        <w:t xml:space="preserve">Расчёт выполняется без учёта сжатия. Исходный объём округлён до 1 </w:t>
-      </w:r>
-      <w:proofErr w:type="spellStart"/>
-      <w:r>
-        <w:rPr>
-          <w:lang w:val="ru-RU"/>
-        </w:rPr>
-        <w:t>ГиБ</w:t>
-      </w:r>
-      <w:proofErr w:type="spellEnd"/>
-      <w:r>
-        <w:rPr>
-          <w:lang w:val="ru-RU"/>
-        </w:rPr>
-        <w:t xml:space="preserve">. Для </w:t>
-      </w:r>
-      <w:proofErr w:type="gramStart"/>
-      <w:r>
-        <w:rPr>
-          <w:lang w:val="ru-RU"/>
-        </w:rPr>
-        <w:t>пяти недельных</w:t>
-      </w:r>
-      <w:proofErr w:type="gramEnd"/>
-      <w:r>
-        <w:rPr>
-          <w:lang w:val="ru-RU"/>
-        </w:rPr>
-        <w:t xml:space="preserve"> наборов (четыре завершённых и текущий), в </w:t>
+        <w:t xml:space="preserve">Расчёт выполняется без учёта сжатия. Исходный объём округлён до 1 ГиБ. Для пяти недельных наборов (четыре завершённых и текущий), в </w:t>
       </w:r>
       <w:r>
         <w:rPr>
           <w:lang w:val="ru-RU"/>
         </w:rPr>
         <w:lastRenderedPageBreak/>
-        <w:t xml:space="preserve">каждом из которых есть полная копия и шесть изменений по 0,1 </w:t>
-      </w:r>
-      <w:proofErr w:type="spellStart"/>
-      <w:r>
-        <w:rPr>
-          <w:lang w:val="ru-RU"/>
-        </w:rPr>
-        <w:t>ГиБ</w:t>
-      </w:r>
-      <w:proofErr w:type="spellEnd"/>
-      <w:r>
-        <w:rPr>
-          <w:lang w:val="ru-RU"/>
-        </w:rPr>
-        <w:t xml:space="preserve">, требуется 5 × 1 + 5 × 6 × 0,1 = 8 </w:t>
-      </w:r>
-      <w:proofErr w:type="spellStart"/>
-      <w:r>
-        <w:rPr>
-          <w:lang w:val="ru-RU"/>
-        </w:rPr>
-        <w:t>ГиБ</w:t>
-      </w:r>
-      <w:proofErr w:type="spellEnd"/>
-      <w:r>
-        <w:rPr>
-          <w:lang w:val="ru-RU"/>
-        </w:rPr>
-        <w:t xml:space="preserve">. Три месячные копии добавляют 3 </w:t>
-      </w:r>
-      <w:proofErr w:type="spellStart"/>
-      <w:r>
-        <w:rPr>
-          <w:lang w:val="ru-RU"/>
-        </w:rPr>
-        <w:t>ГиБ</w:t>
-      </w:r>
-      <w:proofErr w:type="spellEnd"/>
-      <w:r>
-        <w:rPr>
-          <w:lang w:val="ru-RU"/>
-        </w:rPr>
-        <w:t xml:space="preserve">. С резервом 30 % получается 14,3 </w:t>
-      </w:r>
-      <w:proofErr w:type="spellStart"/>
-      <w:r>
-        <w:rPr>
-          <w:lang w:val="ru-RU"/>
-        </w:rPr>
-        <w:t>ГиБ</w:t>
-      </w:r>
-      <w:proofErr w:type="spellEnd"/>
-      <w:r>
-        <w:rPr>
-          <w:lang w:val="ru-RU"/>
-        </w:rPr>
-        <w:t xml:space="preserve"> на каждое хранилище. Допущение о суточном изменении проверяется после первой недели; для роста и крупных изменений предусматривается минимум 64 </w:t>
-      </w:r>
-      <w:proofErr w:type="spellStart"/>
-      <w:r>
-        <w:rPr>
-          <w:lang w:val="ru-RU"/>
-        </w:rPr>
-        <w:t>ГиБ</w:t>
-      </w:r>
-      <w:proofErr w:type="spellEnd"/>
-      <w:r>
-        <w:rPr>
-          <w:lang w:val="ru-RU"/>
-        </w:rPr>
-        <w:t xml:space="preserve"> на каждое хранилище.</w:t>
+        <w:t>каждом из которых есть полная копия и шесть изменений по 0,1 ГиБ, требуется 5 × 1 + 5 × 6 × 0,1 = 8 ГиБ. Три месячные копии добавляют 3 ГиБ. С резервом 30 % получается 14,3 ГиБ на каждое хранилище. Допущение о суточном изменении проверяется после первой недели; для роста и крупных изменений предусматривается минимум 64 ГиБ на каждое хранилище.</w:t>
       </w:r>
     </w:p>
     <w:p>
@@ -2819,11 +2512,9 @@
         </w:rPr>
         <w:t>:\</w:t>
       </w:r>
-      <w:proofErr w:type="spellStart"/>
       <w:r>
         <w:t>WorkSpace</w:t>
       </w:r>
-      <w:proofErr w:type="spellEnd"/>
       <w:r>
         <w:rPr>
           <w:lang w:val="ru-RU"/>
